--- a/public/templates/cancelamento_voo_azul.docx
+++ b/public/templates/cancelamento_voo_azul.docx
@@ -1046,7 +1046,7 @@
           <w:bCs/>
           <w:lang w:val="pt-BR"/>
         </w:rPr>
-        <w:t>código de reserva FGYT3F</w:t>
+        <w:t>código de reserva ________</w:t>
       </w:r>
       <w:r>
         <w:rPr>
@@ -1062,7 +1062,7 @@
           <w:bCs/>
           <w:lang w:val="pt-BR"/>
         </w:rPr>
-        <w:t>15/01/2026, às 06h15</w:t>
+        <w:t>________, às ________</w:t>
       </w:r>
       <w:r>
         <w:rPr>
@@ -1078,7 +1078,7 @@
           <w:bCs/>
           <w:lang w:val="pt-BR"/>
         </w:rPr>
-        <w:t>Rio de Janeiro/Belo Horizonte/Manaus</w:t>
+        <w:t>________</w:t>
       </w:r>
       <w:r>
         <w:rPr>
@@ -1094,7 +1094,7 @@
           <w:bCs/>
           <w:lang w:val="pt-BR"/>
         </w:rPr>
-        <w:t>15/01/2026, às 10h40 (horário local)</w:t>
+        <w:t>________, às ________ (horário local)</w:t>
       </w:r>
       <w:r>
         <w:rPr>
@@ -1233,7 +1233,7 @@
           <w:bCs/>
           <w:lang w:val="pt-BR"/>
         </w:rPr>
-        <w:t>16/01/2026</w:t>
+        <w:t>________</w:t>
       </w:r>
       <w:r>
         <w:rPr>
@@ -1361,7 +1361,7 @@
           <w:bCs/>
           <w:lang w:val="pt-BR"/>
         </w:rPr>
-        <w:t>atraso efetivo de 24 (vinte e quatro) horas</w:t>
+        <w:t>atraso efetivo de ________ horas</w:t>
       </w:r>
       <w:r>
         <w:rPr>
@@ -2124,7 +2124,7 @@
           <w:bCs/>
           <w:lang w:val="pt-BR"/>
         </w:rPr>
-        <w:t>atraso superior a 24 (vinte e quatro) horas</w:t>
+        <w:t>atraso superior a ________ horas</w:t>
       </w:r>
       <w:r>
         <w:rPr>
@@ -3403,7 +3403,7 @@
           <w:bCs/>
           <w:lang w:val="pt-BR"/>
         </w:rPr>
-        <w:t>atraso superior a 24 (vinte e quatro) horas</w:t>
+        <w:t>atraso superior a ________ horas</w:t>
       </w:r>
       <w:r>
         <w:rPr>
@@ -4163,7 +4163,7 @@
           <w:bCs/>
           <w:lang w:val="pt-BR" w:eastAsia="pt-BR"/>
         </w:rPr>
-        <w:t>o cancelamento do voo e o consequente atraso superior a 24 (vinte e quatro) horas na chegada ao destino final decorreram de circunstâncias inerentes à própria atividade empresarial da requerida</w:t>
+        <w:t>o cancelamento do voo e o consequente atraso superior a ________ horas na chegada ao destino final decorreram de circunstâncias inerentes à própria atividade empresarial da requerida</w:t>
       </w:r>
       <w:r>
         <w:rPr>
@@ -4855,7 +4855,7 @@
           <w:bCs/>
           <w:lang w:val="pt-BR" w:eastAsia="pt-BR"/>
         </w:rPr>
-        <w:t>atraso superior a 24 (vinte e quatro) horas</w:t>
+        <w:t>atraso superior a ________ horas</w:t>
       </w:r>
       <w:r>
         <w:rPr>
@@ -5819,7 +5819,7 @@
           <w:b/>
           <w:bCs/>
         </w:rPr>
-        <w:t>atraso excessivo superior a 24 (vinte e quatro) horas</w:t>
+        <w:t>atraso excessivo superior a ________ horas</w:t>
       </w:r>
       <w:r>
         <w:rPr>
@@ -6663,7 +6663,7 @@
           <w:rFonts w:cs="Calibri"/>
           <w:lang w:val="pt-BR"/>
         </w:rPr>
-        <w:t>A verossimilhança das alegações decorre da narrativa fática coerente, lógica e devidamente amparada por documentos que demonstram a contratação do serviço de transporte aéreo, o cancelamento do voo e o atraso superior a 24 (vinte e quatro) horas na chegada ao destino final.</w:t>
+        <w:t>A verossimilhança das alegações decorre da narrativa fática coerente, lógica e devidamente amparada por documentos que demonstram a contratação do serviço de transporte aéreo, o cancelamento do voo e o atraso superior a ________ horas na chegada ao destino final.</w:t>
       </w:r>
     </w:p>
     <w:p>
@@ -7164,7 +7164,7 @@
           <w:rFonts w:cs="Calibri"/>
           <w:lang w:val="pt-BR"/>
         </w:rPr>
-        <w:t>, em violação ao art. 14 do CDC, em razão do cancelamento unilateral do voo e do atraso superior a 24 (vinte e quatro) horas na chegada ao destino final.</w:t>
+        <w:t>, em violação ao art. 14 do CDC, em razão do cancelamento unilateral do voo e do atraso superior a ________ horas na chegada ao destino final.</w:t>
       </w:r>
     </w:p>
     <w:p>
